--- a/content-pipeline/06-word-documents/02-english-word/017_parking-guide-near-ben-thanh-market.docx
+++ b/content-pipeline/06-word-documents/02-english-word/017_parking-guide-near-ben-thanh-market.docx
@@ -157,7 +157,7 @@
           <w:color w:val="1B365D"/>
           <w:sz w:val="32"/>
         </w:rPr>
-        <w:t>1. Introduction: The Battle for Parking in Saigon’s Heritage Heart</w:t>
+        <w:t>Introduction: The Battle for Parking in Saigon’s Heritage Heart</w:t>
       </w:r>
     </w:p>
     <w:p>
@@ -240,7 +240,7 @@
           <w:color w:val="1B365D"/>
           <w:sz w:val="32"/>
         </w:rPr>
-        <w:t>2. Master Comparison: 6 Regulated Parking Hubs &amp; 2026 Tariffs</w:t>
+        <w:t>Master Comparison: 6 Regulated Parking Hubs &amp; 2026 Tariffs</w:t>
       </w:r>
     </w:p>
     <w:tbl>
@@ -1591,7 +1591,7 @@
           <w:color w:val="1B365D"/>
           <w:sz w:val="32"/>
         </w:rPr>
-        <w:t>3. Practical Recommendations by Vehicle Class</w:t>
+        <w:t>Practical Recommendations by Vehicle Class</w:t>
       </w:r>
     </w:p>
     <w:p>
@@ -1899,7 +1899,7 @@
           <w:color w:val="1B365D"/>
           <w:sz w:val="32"/>
         </w:rPr>
-        <w:t>4. How to Spot Rogue Parking Traps &amp; 3-Step Counteraction</w:t>
+        <w:t>How to Spot Rogue Parking Traps &amp; 3-Step Counteraction</w:t>
       </w:r>
     </w:p>
     <w:p>

--- a/content-pipeline/06-word-documents/02-english-word/017_parking-guide-near-ben-thanh-market.docx
+++ b/content-pipeline/06-word-documents/02-english-word/017_parking-guide-near-ben-thanh-market.docx
@@ -157,7 +157,7 @@
           <w:color w:val="1B365D"/>
           <w:sz w:val="32"/>
         </w:rPr>
-        <w:t>Introduction: The Battle for Parking in Saigon’s Heritage Heart</w:t>
+        <w:t>The Battle for Parking in Saigon’s Heritage Heart</w:t>
       </w:r>
     </w:p>
     <w:p>

--- a/content-pipeline/06-word-documents/02-english-word/017_parking-guide-near-ben-thanh-market.docx
+++ b/content-pipeline/06-word-documents/02-english-word/017_parking-guide-near-ben-thanh-market.docx
@@ -2020,6 +2020,296 @@
         <w:t>- Step 3: To report unlawful curb extortion, dial the District 1 Urban Governance Hotline at +84 28 3829 7643.</w:t>
       </w:r>
     </w:p>
+    <w:p>
+      <w:pPr>
+        <w:spacing w:before="120" w:after="120"/>
+        <w:jc w:val="center"/>
+      </w:pPr>
+      <w:r>
+        <w:rPr>
+          <w:color w:val="CBD5E1"/>
+        </w:rPr>
+        <w:t>―――――――――――――――――――――――――――――――――――――――――――――</w:t>
+      </w:r>
+    </w:p>
+    <w:p>
+      <w:pPr>
+        <w:keepNext/>
+        <w:spacing w:before="320" w:after="120" w:line="276" w:lineRule="auto"/>
+      </w:pPr>
+      <w:r>
+        <w:rPr>
+          <w:rFonts w:ascii="Calibri" w:hAnsi="Calibri"/>
+          <w:b/>
+          <w:color w:val="1B365D"/>
+          <w:sz w:val="32"/>
+        </w:rPr>
+        <w:t>🗺️ Curated Cluster Connections</w:t>
+      </w:r>
+    </w:p>
+    <w:p>
+      <w:pPr>
+        <w:spacing w:before="40" w:after="120" w:line="276" w:lineRule="auto"/>
+      </w:pPr>
+      <w:r>
+        <w:rPr>
+          <w:rFonts w:ascii="Calibri" w:hAnsi="Calibri"/>
+          <w:color w:val="1E293B"/>
+          <w:sz w:val="21"/>
+        </w:rPr>
+        <w:t>To help you navigate District 1 with ease, explore our companion heritage guides:</w:t>
+      </w:r>
+      <w:r>
+        <w:rPr>
+          <w:rFonts w:ascii="Calibri" w:hAnsi="Calibri"/>
+          <w:color w:val="1E293B"/>
+          <w:sz w:val="21"/>
+        </w:rPr>
+      </w:r>
+      <w:r>
+        <w:rPr>
+          <w:rFonts w:ascii="Calibri" w:hAnsi="Calibri"/>
+          <w:color w:val="1E293B"/>
+          <w:sz w:val="21"/>
+        </w:rPr>
+        <w:br/>
+        <w:t xml:space="preserve">- </w:t>
+      </w:r>
+      <w:r>
+        <w:rPr>
+          <w:rFonts w:ascii="Calibri" w:hAnsi="Calibri"/>
+          <w:b/>
+          <w:color w:val="1E293B"/>
+          <w:sz w:val="21"/>
+        </w:rPr>
+        <w:t>Ben Thanh Central Metro Station:</w:t>
+      </w:r>
+      <w:r>
+        <w:rPr>
+          <w:rFonts w:ascii="Calibri" w:hAnsi="Calibri"/>
+          <w:color w:val="1E293B"/>
+          <w:sz w:val="21"/>
+        </w:rPr>
+        <w:t xml:space="preserve"> parking directly inside the modern </w:t>
+      </w:r>
+      <w:r>
+        <w:rPr>
+          <w:rFonts w:ascii="Calibri" w:hAnsi="Calibri"/>
+          <w:color w:val="1E293B"/>
+          <w:sz w:val="21"/>
+          <w:u w:val="single"/>
+        </w:rPr>
+        <w:t>Ben Thanh Central Metro Station</w:t>
+      </w:r>
+      <w:r>
+        <w:rPr>
+          <w:rFonts w:ascii="Calibri" w:hAnsi="Calibri"/>
+          <w:color w:val="1E293B"/>
+          <w:sz w:val="21"/>
+        </w:rPr>
+        <w:t>.</w:t>
+      </w:r>
+      <w:r>
+        <w:rPr>
+          <w:rFonts w:ascii="Calibri" w:hAnsi="Calibri"/>
+          <w:color w:val="1E293B"/>
+          <w:sz w:val="21"/>
+        </w:rPr>
+      </w:r>
+      <w:r>
+        <w:rPr>
+          <w:rFonts w:ascii="Calibri" w:hAnsi="Calibri"/>
+          <w:color w:val="1E293B"/>
+          <w:sz w:val="21"/>
+        </w:rPr>
+        <w:br/>
+        <w:t xml:space="preserve">- </w:t>
+      </w:r>
+      <w:r>
+        <w:rPr>
+          <w:rFonts w:ascii="Calibri" w:hAnsi="Calibri"/>
+          <w:b/>
+          <w:color w:val="1E293B"/>
+          <w:sz w:val="21"/>
+        </w:rPr>
+        <w:t>One-Day Ben Thanh Walking Tour:</w:t>
+      </w:r>
+      <w:r>
+        <w:rPr>
+          <w:rFonts w:ascii="Calibri" w:hAnsi="Calibri"/>
+          <w:color w:val="1E293B"/>
+          <w:sz w:val="21"/>
+        </w:rPr>
+        <w:t xml:space="preserve"> embarking on our turn-by-turn </w:t>
+      </w:r>
+      <w:r>
+        <w:rPr>
+          <w:rFonts w:ascii="Calibri" w:hAnsi="Calibri"/>
+          <w:color w:val="1E293B"/>
+          <w:sz w:val="21"/>
+          <w:u w:val="single"/>
+        </w:rPr>
+        <w:t>one-day Ben Thanh walking tour</w:t>
+      </w:r>
+      <w:r>
+        <w:rPr>
+          <w:rFonts w:ascii="Calibri" w:hAnsi="Calibri"/>
+          <w:color w:val="1E293B"/>
+          <w:sz w:val="21"/>
+        </w:rPr>
+        <w:t xml:space="preserve"> after parking.</w:t>
+      </w:r>
+      <w:r>
+        <w:rPr>
+          <w:rFonts w:ascii="Calibri" w:hAnsi="Calibri"/>
+          <w:color w:val="1E293B"/>
+          <w:sz w:val="21"/>
+        </w:rPr>
+      </w:r>
+      <w:r>
+        <w:rPr>
+          <w:rFonts w:ascii="Calibri" w:hAnsi="Calibri"/>
+          <w:color w:val="1E293B"/>
+          <w:sz w:val="21"/>
+        </w:rPr>
+        <w:br/>
+        <w:t xml:space="preserve">- </w:t>
+      </w:r>
+      <w:r>
+        <w:rPr>
+          <w:rFonts w:ascii="Calibri" w:hAnsi="Calibri"/>
+          <w:b/>
+          <w:color w:val="1E293B"/>
+          <w:sz w:val="21"/>
+        </w:rPr>
+        <w:t>Things to Do Near Ben Thanh Market:</w:t>
+      </w:r>
+      <w:r>
+        <w:rPr>
+          <w:rFonts w:ascii="Calibri" w:hAnsi="Calibri"/>
+          <w:color w:val="1E293B"/>
+          <w:sz w:val="21"/>
+        </w:rPr>
+        <w:t xml:space="preserve"> visiting landmarks detailed in </w:t>
+      </w:r>
+      <w:r>
+        <w:rPr>
+          <w:rFonts w:ascii="Calibri" w:hAnsi="Calibri"/>
+          <w:color w:val="1E293B"/>
+          <w:sz w:val="21"/>
+          <w:u w:val="single"/>
+        </w:rPr>
+        <w:t>things to do near Ben Thanh Market</w:t>
+      </w:r>
+      <w:r>
+        <w:rPr>
+          <w:rFonts w:ascii="Calibri" w:hAnsi="Calibri"/>
+          <w:color w:val="1E293B"/>
+          <w:sz w:val="21"/>
+        </w:rPr>
+        <w:t>.</w:t>
+      </w:r>
+      <w:r>
+        <w:rPr>
+          <w:rFonts w:ascii="Calibri" w:hAnsi="Calibri"/>
+          <w:color w:val="1E293B"/>
+          <w:sz w:val="21"/>
+        </w:rPr>
+      </w:r>
+      <w:r>
+        <w:rPr>
+          <w:rFonts w:ascii="Calibri" w:hAnsi="Calibri"/>
+          <w:color w:val="1E293B"/>
+          <w:sz w:val="21"/>
+        </w:rPr>
+        <w:br/>
+        <w:t xml:space="preserve">- </w:t>
+      </w:r>
+      <w:r>
+        <w:rPr>
+          <w:rFonts w:ascii="Calibri" w:hAnsi="Calibri"/>
+          <w:b/>
+          <w:color w:val="1E293B"/>
+          <w:sz w:val="21"/>
+        </w:rPr>
+        <w:t>Ben Thanh Market Ultimate Travel Guide:</w:t>
+      </w:r>
+      <w:r>
+        <w:rPr>
+          <w:rFonts w:ascii="Calibri" w:hAnsi="Calibri"/>
+          <w:color w:val="1E293B"/>
+          <w:sz w:val="21"/>
+        </w:rPr>
+        <w:t xml:space="preserve"> entering through the main gates listed in our </w:t>
+      </w:r>
+      <w:r>
+        <w:rPr>
+          <w:rFonts w:ascii="Calibri" w:hAnsi="Calibri"/>
+          <w:color w:val="1E293B"/>
+          <w:sz w:val="21"/>
+          <w:u w:val="single"/>
+        </w:rPr>
+        <w:t>Ben Thanh Market ultimate travel guide</w:t>
+      </w:r>
+      <w:r>
+        <w:rPr>
+          <w:rFonts w:ascii="Calibri" w:hAnsi="Calibri"/>
+          <w:color w:val="1E293B"/>
+          <w:sz w:val="21"/>
+        </w:rPr>
+        <w:t>.</w:t>
+      </w:r>
+      <w:r>
+        <w:rPr>
+          <w:rFonts w:ascii="Calibri" w:hAnsi="Calibri"/>
+          <w:color w:val="1E293B"/>
+          <w:sz w:val="21"/>
+        </w:rPr>
+      </w:r>
+      <w:r>
+        <w:rPr>
+          <w:rFonts w:ascii="Calibri" w:hAnsi="Calibri"/>
+          <w:color w:val="1E293B"/>
+          <w:sz w:val="21"/>
+        </w:rPr>
+        <w:br/>
+        <w:t xml:space="preserve">- </w:t>
+      </w:r>
+      <w:r>
+        <w:rPr>
+          <w:rFonts w:ascii="Calibri" w:hAnsi="Calibri"/>
+          <w:b/>
+          <w:color w:val="1E293B"/>
+          <w:sz w:val="21"/>
+        </w:rPr>
+        <w:t>Money Exchange at Ha Tam Gold Shop:</w:t>
+      </w:r>
+      <w:r>
+        <w:rPr>
+          <w:rFonts w:ascii="Calibri" w:hAnsi="Calibri"/>
+          <w:color w:val="1E293B"/>
+          <w:sz w:val="21"/>
+        </w:rPr>
+        <w:t xml:space="preserve"> parking to exchange cash at the </w:t>
+      </w:r>
+      <w:r>
+        <w:rPr>
+          <w:rFonts w:ascii="Calibri" w:hAnsi="Calibri"/>
+          <w:color w:val="1E293B"/>
+          <w:sz w:val="21"/>
+          <w:u w:val="single"/>
+        </w:rPr>
+        <w:t>money exchange near Ben Thanh Market</w:t>
+      </w:r>
+      <w:r>
+        <w:rPr>
+          <w:rFonts w:ascii="Calibri" w:hAnsi="Calibri"/>
+          <w:color w:val="1E293B"/>
+          <w:sz w:val="21"/>
+        </w:rPr>
+        <w:t>.</w:t>
+      </w:r>
+    </w:p>
     <w:sectPr>
       <w:headerReference w:type="default" r:id="rId9"/>
       <w:footerReference w:type="default" r:id="rId10"/>
